--- a/doc/requirements/MoneySmile_要件定義書.docx
+++ b/doc/requirements/MoneySmile_要件定義書.docx
@@ -997,6 +997,55 @@
       </w:r>
     </w:p>
     <w:p>
+      <w:r>
+        <w:rPr>
+          <w:b/>
+          <w:sz w:val="22"/>
+        </w:rPr>
+        <w:t>メールアドレス認証</w:t>
+      </w:r>
+    </w:p>
+    <w:p>
+      <w:r>
+        <w:t>入力内容確認前にメールアドレスの重複チェックを行う。既に登録されている場合は「メールアドレスが既に登録されています。」と表示し、確認画面へ遷移しない。</w:t>
+      </w:r>
+    </w:p>
+    <w:p>
+      <w:r>
+        <w:t>入力内容確認画面から、入力したメールアドレス宛に6桁の認証コードを送信できるものとする。</w:t>
+      </w:r>
+    </w:p>
+    <w:p>
+      <w:r>
+        <w:t>認証コードの有効期限は送信時点から10分間とする。</w:t>
+      </w:r>
+    </w:p>
+    <w:p>
+      <w:r>
+        <w:t>認証コードが一致した場合はメールアドレスを認証済みとする。一致しない場合は「認証コードが正しくありません。」と表示する。</w:t>
+      </w:r>
+    </w:p>
+    <w:p>
+      <w:r>
+        <w:t>有効期限を過ぎた場合は「認証コードの有効期限が切れています。再送信してください。」と表示し、期限切れの認証コードは無効とする。</w:t>
+      </w:r>
+    </w:p>
+    <w:p>
+      <w:r>
+        <w:t>メールアドレス認証が完了するまで「登録する」ボタンは使用不可とする。</w:t>
+      </w:r>
+    </w:p>
+    <w:p>
+      <w:r>
+        <w:t>アカウント登録時にもメールアドレスの重複チェックを再度行い、重複登録を防止する。</w:t>
+      </w:r>
+    </w:p>
+    <w:p>
+      <w:r>
+        <w:t>画面遷移：アカウント作成 → 入力チェック・メールアドレス重複チェック → 入力内容確認 → 認証コード送信 → メールアドレス認証 → アカウント登録 → ログイン</w:t>
+      </w:r>
+    </w:p>
+    <w:p>
       <w:pPr>
         <w:rPr>
           <w:lang w:eastAsia="ja-JP"/>
@@ -6300,6 +6349,14 @@
           <w:lang w:eastAsia="ja-JP"/>
         </w:rPr>
         <w:t>各入力項目の文字数・入力形式制限</w:t>
+      </w:r>
+    </w:p>
+    <w:p>
+      <w:pPr>
+        <w:pStyle w:val="a0"/>
+      </w:pPr>
+      <w:r>
+        <w:t>メールアドレス認証（6桁コード、有効期限10分、再送信、登録前の認証必須）の方式</w:t>
       </w:r>
     </w:p>
     <w:sectPr>
